--- a/paper/english/manuscript_religions.docx
+++ b/paper/english/manuscript_religions.docx
@@ -104,7 +104,7 @@
         <w:pStyle w:val="BodyText"/>
       </w:pPr>
       <w:r>
-        <w:t xml:space="preserve">* Correspondence: k.jabbary@urmia.ac.ir</w:t>
+        <w:t xml:space="preserve">* Correspondence: k.jabbary@urmia.ac.ir; ORCID: [to be completed at submission]</w:t>
       </w:r>
     </w:p>
     <w:p>
@@ -11731,7 +11731,20 @@
         <w:t xml:space="preserve"> </w:t>
       </w:r>
       <w:r>
-        <w:t xml:space="preserve">agreement (Landis and Koch 1977). Inter-coder disagreements on the verified subsample were reconciled by joint re-reading against the four commentaries. We report this single inter-rater statistic and do not claim per-label, per-root, or confusion-matrix breakdowns, which the 20%-sample design does not support at stable cell counts. The aggregate per-root and per-label counts below are the corresponding author’s full-pass codings. The aggregate counts are deposited at</w:t>
+        <w:t xml:space="preserve">agreement (Landis and Koch 1977). Inter-coder disagreements on the verified subsample were reconciled by joint re-reading against the four commentaries. We report this single inter-rater statistic and do not claim per-label, per-root, or confusion-matrix breakdowns, which the 20%-sample design does not support at stable cell counts. The aggregate per-root and per-label counts below are the corresponding author’s full-pass codings. The complete list of all 145 Stage-6 attestations — with verse references (sūra, āya, sūra name) and verse text extracted from the corpus, the documented three-label codebook, and the four-</w:t>
+      </w:r>
+      <w:r>
+        <w:rPr>
+          <w:i/>
+          <w:iCs/>
+        </w:rPr>
+        <w:t xml:space="preserve">tafsīr</w:t>
+      </w:r>
+      <w:r>
+        <w:t xml:space="preserve"> </w:t>
+      </w:r>
+      <w:r>
+        <w:t xml:space="preserve">3-of-4 majority decision rule — is deposited as</w:t>
       </w:r>
       <w:r>
         <w:t xml:space="preserve"> </w:t>
@@ -11743,7 +11756,38 @@
         <w:t xml:space="preserve">data/concordance/stage6_causation_coding.csv</w:t>
       </w:r>
       <w:r>
-        <w:t xml:space="preserve">; release of the verse-level row codes (with the A+S adjudication trail) is reserved for an additional peer-review pass, and we accordingly flag the audit’s reproducibility as partial (Section 4.9).</w:t>
+        <w:t xml:space="preserve">, together with the audit script</w:t>
+      </w:r>
+      <w:r>
+        <w:t xml:space="preserve"> </w:t>
+      </w:r>
+      <w:r>
+        <w:rPr>
+          <w:rStyle w:val="VerbatimChar"/>
+        </w:rPr>
+        <w:t xml:space="preserve">analysis/audit_stage6_causation.py</w:t>
+      </w:r>
+      <w:r>
+        <w:t xml:space="preserve"> </w:t>
+      </w:r>
+      <w:r>
+        <w:t xml:space="preserve">(a scipy-free reproduction of the aggregate counts, per-root breakdown, the 3×3 confusion matrix, and Cohen’s κ). The per-verse A/S/A+S code values in that worksheet are the corresponding author’s</w:t>
+      </w:r>
+      <w:r>
+        <w:t xml:space="preserve"> </w:t>
+      </w:r>
+      <w:r>
+        <w:rPr>
+          <w:i/>
+          <w:iCs/>
+        </w:rPr>
+        <w:t xml:space="preserve">tafsīr</w:t>
+      </w:r>
+      <w:r>
+        <w:t xml:space="preserve"> </w:t>
+      </w:r>
+      <w:r>
+        <w:t xml:space="preserve">judgments, entered by hand rather than auto-generated; from those entered codes the committed script deterministically regenerates the aggregate and per-root counts (and, where the second-coder column is populated, the confusion matrix and κ). The tooling, the full attestation list, and the decision rule are thus public and the aggregates are reproducible once the codes are in place; the verse-level judgments themselves remain author-supplied (Section 4.9).</w:t>
       </w:r>
     </w:p>
     <w:p>
@@ -16294,23 +16338,38 @@
         <w:t xml:space="preserve">Tafsīr engagement and audit reproducibility</w:t>
       </w:r>
       <w:r>
-        <w:t xml:space="preserve">: a deep-dive indexing the full classical/medieval/Sufi/modernist tradition with multi-coder reading on contested verses would deepen exegetical grounding. The Stage-6 causation audit (Section 3.8.5) is at present only</w:t>
-      </w:r>
-      <w:r>
-        <w:t xml:space="preserve"> </w:t>
-      </w:r>
-      <w:r>
-        <w:rPr>
-          <w:i/>
-          <w:iCs/>
-        </w:rPr>
-        <w:t xml:space="preserve">partially</w:t>
-      </w:r>
-      <w:r>
-        <w:t xml:space="preserve"> </w:t>
-      </w:r>
-      <w:r>
-        <w:t xml:space="preserve">reproducible: the aggregate per-root/per-label counts are deposited, but the verse-level row codes and the regeneration script are reserved for a subsequent release, and the inter-coder κ = 0.79 was computed on a single-coder full pass plus a 20% second-coder verification sample rather than full double-coding of all 145 attestations. The aggregate Stage-6 breakdown should accordingly be read as a single-coder classification with a substantial-agreement reliability check on a subsample, not as a fully double-coded, fully released audit; a complete two-coder release with per-label and per-root κ and a confusion matrix is left for future work. (iii)</w:t>
+        <w:t xml:space="preserve">: a deep-dive indexing the full classical/medieval/Sufi/modernist tradition with multi-coder reading on contested verses would deepen exegetical grounding. For the Stage-6 causation audit (Section 3.8.5), the regeneration script (</w:t>
+      </w:r>
+      <w:r>
+        <w:rPr>
+          <w:rStyle w:val="VerbatimChar"/>
+        </w:rPr>
+        <w:t xml:space="preserve">analysis/audit_stage6_causation.py</w:t>
+      </w:r>
+      <w:r>
+        <w:t xml:space="preserve">) and the complete 145-attestation worksheet (</w:t>
+      </w:r>
+      <w:r>
+        <w:rPr>
+          <w:rStyle w:val="VerbatimChar"/>
+        </w:rPr>
+        <w:t xml:space="preserve">data/concordance/stage6_causation_coding.csv</w:t>
+      </w:r>
+      <w:r>
+        <w:t xml:space="preserve">, with verse references and the documented four-</w:t>
+      </w:r>
+      <w:r>
+        <w:rPr>
+          <w:i/>
+          <w:iCs/>
+        </w:rPr>
+        <w:t xml:space="preserve">tafsīr</w:t>
+      </w:r>
+      <w:r>
+        <w:t xml:space="preserve"> </w:t>
+      </w:r>
+      <w:r>
+        <w:t xml:space="preserve">decision rule) are now deposited, so the aggregate per-root/per-label counts regenerate deterministically from the entered codes; what remains author-supplied is the per-verse A/S/A+S judgment for each attestation, and the inter-coder κ = 0.79 was computed on a single-coder full pass plus a 20% second-coder verification sample rather than full double-coding of all 145 attestations. The aggregate Stage-6 breakdown should accordingly be read as a single-coder classification with a substantial-agreement reliability check on a subsample, not as a fully double-coded audit; a complete two-coder coding of all 145 attestations with per-label and per-root κ and a confusion matrix is left for future work. (iii)</w:t>
       </w:r>
       <w:r>
         <w:t xml:space="preserve"> </w:t>
@@ -17019,7 +17078,50 @@
         <w:t xml:space="preserve"> </w:t>
       </w:r>
       <w:r>
-        <w:t xml:space="preserve">for inspection without re-running the GPU pipeline.</w:t>
+        <w:t xml:space="preserve">for inspection without re-running the GPU pipeline. The Stage-6 bidirectional-causation audit is likewise deposited:</w:t>
+      </w:r>
+      <w:r>
+        <w:t xml:space="preserve"> </w:t>
+      </w:r>
+      <w:r>
+        <w:rPr>
+          <w:rStyle w:val="VerbatimChar"/>
+        </w:rPr>
+        <w:t xml:space="preserve">data/concordance/stage6_causation_coding.csv</w:t>
+      </w:r>
+      <w:r>
+        <w:t xml:space="preserve"> </w:t>
+      </w:r>
+      <w:r>
+        <w:t xml:space="preserve">contains all 145 Stage-6 attestations with verse references, the three-label codebook, and the four-</w:t>
+      </w:r>
+      <w:r>
+        <w:rPr>
+          <w:i/>
+          <w:iCs/>
+        </w:rPr>
+        <w:t xml:space="preserve">tafsīr</w:t>
+      </w:r>
+      <w:r>
+        <w:t xml:space="preserve"> </w:t>
+      </w:r>
+      <w:r>
+        <w:t xml:space="preserve">3-of-4 majority decision rule, and</w:t>
+      </w:r>
+      <w:r>
+        <w:t xml:space="preserve"> </w:t>
+      </w:r>
+      <w:r>
+        <w:rPr>
+          <w:rStyle w:val="VerbatimChar"/>
+        </w:rPr>
+        <w:t xml:space="preserve">analysis/audit_stage6_causation.py</w:t>
+      </w:r>
+      <w:r>
+        <w:t xml:space="preserve"> </w:t>
+      </w:r>
+      <w:r>
+        <w:t xml:space="preserve">regenerates the aggregate and per-root counts (and, with a second-coder column, the confusion matrix and Cohen’s κ) deterministically from the corresponding author’s entered per-verse codes.</w:t>
       </w:r>
     </w:p>
     <w:bookmarkEnd w:id="86"/>

--- a/paper/english/manuscript_religions.docx
+++ b/paper/english/manuscript_religions.docx
@@ -104,7 +104,7 @@
         <w:pStyle w:val="BodyText"/>
       </w:pPr>
       <w:r>
-        <w:t xml:space="preserve">* Correspondence: k.jabbary@urmia.ac.ir; ORCID: [to be completed at submission]</w:t>
+        <w:t xml:space="preserve">* Correspondence: k.jabbary@urmia.ac.ir; ORCID: 0009-0006-7079-1137</w:t>
       </w:r>
     </w:p>
     <w:p>
